--- a/docs/explorations/e-latinsquaressudoku.docx
+++ b/docs/explorations/e-latinsquaressudoku.docx
@@ -31,10 +31,10 @@
         <w:pStyle w:val="Abstract"/>
       </w:pPr>
       <w:r>
-        <w:t xml:space="preserve">Latin squares—grids filled with symbols so that each appears exactly once in every row and column—have been studied for centuries, admired both for their elegant simplicity and surprising depth. Long before Sudoku became a global pastime, mathematicians were exploring these structured patterns to understand symmetry, design experiments and much more. Sudoku builds on these ideas of organization to create a widely beloved brain-teaser that many individuals indulge in daily. This article introduces the world of Latin squares and their relation to Sudoku puzzles.</w:t>
-      </w:r>
-    </w:p>
-    <w:bookmarkStart w:id="56" w:name="Xd7d3726fbab4cd8ca6c9ed1c8a4be379d18c47e"/>
+        <w:t xml:space="preserve">Latin squares are grids filled with symbols so that each appears exactly once in every row and column. They have been studied for centuries, admired both for their elegant simplicity and surprising depth. Long before Sudoku became a global pastime, mathematicians were exploring these structured patterns to understand symmetry, design experiments and much more. Sudoku builds on these ideas of organization to create a widely beloved brain-teaser that many individuals indulge in daily. This article introduces the world of Latin squares and their relation to Sudoku puzzles.</w:t>
+      </w:r>
+    </w:p>
+    <w:bookmarkStart w:id="45" w:name="Xd7d3726fbab4cd8ca6c9ed1c8a4be379d18c47e"/>
     <w:p>
       <w:pPr>
         <w:pStyle w:val="Heading1"/>
@@ -135,18 +135,18 @@
                 <wp:inline>
                   <wp:extent cx="152400" cy="152400"/>
                   <wp:effectExtent b="0" l="0" r="0" t="0"/>
-                  <wp:docPr descr="" title="" id="21" name="Picture"/>
+                  <wp:docPr descr="" title="" id="10" name="Picture"/>
                   <a:graphic>
                     <a:graphicData uri="http://schemas.openxmlformats.org/drawingml/2006/picture">
                       <pic:pic>
                         <pic:nvPicPr>
-                          <pic:cNvPr descr="/Applications/quarto/share/formats/docx/note.png" id="22" name="Picture"/>
+                          <pic:cNvPr descr="/Applications/quarto/share/formats/docx/note.png" id="11" name="Picture"/>
                           <pic:cNvPicPr>
                             <a:picLocks noChangeArrowheads="1" noChangeAspect="1"/>
                           </pic:cNvPicPr>
                         </pic:nvPicPr>
                         <pic:blipFill>
-                          <a:blip r:embed="rId20"/>
+                          <a:blip r:embed="rId9"/>
                           <a:stretch>
                             <a:fillRect/>
                           </a:stretch>
@@ -325,18 +325,18 @@
           <wp:inline>
             <wp:extent cx="3268980" cy="3268980"/>
             <wp:effectExtent b="0" l="0" r="0" t="0"/>
-            <wp:docPr descr="A 3 \times 3 Latin square, with symbols A, B and C." title="" id="24" name="Picture"/>
+            <wp:docPr descr="A 3 \times 3 Latin square, with symbols A, B and C." title="" id="13" name="Picture"/>
             <a:graphic>
               <a:graphicData uri="http://schemas.openxmlformats.org/drawingml/2006/picture">
                 <pic:pic>
                   <pic:nvPicPr>
-                    <pic:cNvPr descr="./FiguresPNG/latinsquares_sudoku-fig1.png" id="25" name="Picture"/>
+                    <pic:cNvPr descr="./FiguresPNG/latinsquares_sudoku-fig1.png" id="14" name="Picture"/>
                     <pic:cNvPicPr>
                       <a:picLocks noChangeArrowheads="1" noChangeAspect="1"/>
                     </pic:cNvPicPr>
                   </pic:nvPicPr>
                   <pic:blipFill>
-                    <a:blip r:embed="rId23"/>
+                    <a:blip r:embed="rId12"/>
                     <a:stretch>
                       <a:fillRect/>
                     </a:stretch>
@@ -435,18 +435,18 @@
                 <wp:inline>
                   <wp:extent cx="152400" cy="152400"/>
                   <wp:effectExtent b="0" l="0" r="0" t="0"/>
-                  <wp:docPr descr="" title="" id="27" name="Picture"/>
+                  <wp:docPr descr="" title="" id="16" name="Picture"/>
                   <a:graphic>
                     <a:graphicData uri="http://schemas.openxmlformats.org/drawingml/2006/picture">
                       <pic:pic>
                         <pic:nvPicPr>
-                          <pic:cNvPr descr="/Applications/quarto/share/formats/docx/tip.png" id="28" name="Picture"/>
+                          <pic:cNvPr descr="/Applications/quarto/share/formats/docx/tip.png" id="17" name="Picture"/>
                           <pic:cNvPicPr>
                             <a:picLocks noChangeArrowheads="1" noChangeAspect="1"/>
                           </pic:cNvPicPr>
                         </pic:nvPicPr>
                         <pic:blipFill>
-                          <a:blip r:embed="rId26"/>
+                          <a:blip r:embed="rId15"/>
                           <a:stretch>
                             <a:fillRect/>
                           </a:stretch>
@@ -562,7 +562,7 @@
         <w:pStyle w:val="BodyText"/>
       </w:pPr>
       <w:r>
-        <w:t xml:space="preserve">Latin squares see a lot of use in the realm of organization—specifically, when a person is trying to organize something</w:t>
+        <w:t xml:space="preserve">Latin squares see a lot of use in the realm of organization; specifically, when a person is trying to organize something</w:t>
       </w:r>
       <w:r>
         <w:t xml:space="preserve"> </w:t>
@@ -619,18 +619,18 @@
                 <wp:inline>
                   <wp:extent cx="152400" cy="152400"/>
                   <wp:effectExtent b="0" l="0" r="0" t="0"/>
-                  <wp:docPr descr="" title="" id="29" name="Picture"/>
+                  <wp:docPr descr="" title="" id="18" name="Picture"/>
                   <a:graphic>
                     <a:graphicData uri="http://schemas.openxmlformats.org/drawingml/2006/picture">
                       <pic:pic>
                         <pic:nvPicPr>
-                          <pic:cNvPr descr="/Applications/quarto/share/formats/docx/note.png" id="30" name="Picture"/>
+                          <pic:cNvPr descr="/Applications/quarto/share/formats/docx/note.png" id="19" name="Picture"/>
                           <pic:cNvPicPr>
                             <a:picLocks noChangeArrowheads="1" noChangeAspect="1"/>
                           </pic:cNvPicPr>
                         </pic:nvPicPr>
                         <pic:blipFill>
-                          <a:blip r:embed="rId20"/>
+                          <a:blip r:embed="rId9"/>
                           <a:stretch>
                             <a:fillRect/>
                           </a:stretch>
@@ -758,18 +758,18 @@
           <wp:inline>
             <wp:extent cx="4160520" cy="3948333"/>
             <wp:effectExtent b="0" l="0" r="0" t="0"/>
-            <wp:docPr descr="One possible way to organize the scenario in Example 1." title="" id="32" name="Picture"/>
+            <wp:docPr descr="One possible way to organize the scenario in Example 1." title="" id="21" name="Picture"/>
             <a:graphic>
               <a:graphicData uri="http://schemas.openxmlformats.org/drawingml/2006/picture">
                 <pic:pic>
                   <pic:nvPicPr>
-                    <pic:cNvPr descr="./FiguresPNG/latinsquares_sudoku-fig2.png" id="33" name="Picture"/>
+                    <pic:cNvPr descr="./FiguresPNG/latinsquares_sudoku-fig2.png" id="22" name="Picture"/>
                     <pic:cNvPicPr>
                       <a:picLocks noChangeArrowheads="1" noChangeAspect="1"/>
                     </pic:cNvPicPr>
                   </pic:nvPicPr>
                   <pic:blipFill>
-                    <a:blip r:embed="rId31"/>
+                    <a:blip r:embed="rId20"/>
                     <a:stretch>
                       <a:fillRect/>
                     </a:stretch>
@@ -845,18 +845,18 @@
                 <wp:inline>
                   <wp:extent cx="152400" cy="152400"/>
                   <wp:effectExtent b="0" l="0" r="0" t="0"/>
-                  <wp:docPr descr="" title="" id="34" name="Picture"/>
+                  <wp:docPr descr="" title="" id="23" name="Picture"/>
                   <a:graphic>
                     <a:graphicData uri="http://schemas.openxmlformats.org/drawingml/2006/picture">
                       <pic:pic>
                         <pic:nvPicPr>
-                          <pic:cNvPr descr="/Applications/quarto/share/formats/docx/note.png" id="35" name="Picture"/>
+                          <pic:cNvPr descr="/Applications/quarto/share/formats/docx/note.png" id="24" name="Picture"/>
                           <pic:cNvPicPr>
                             <a:picLocks noChangeArrowheads="1" noChangeAspect="1"/>
                           </pic:cNvPicPr>
                         </pic:nvPicPr>
                         <pic:blipFill>
-                          <a:blip r:embed="rId20"/>
+                          <a:blip r:embed="rId9"/>
                           <a:stretch>
                             <a:fillRect/>
                           </a:stretch>
@@ -984,18 +984,18 @@
           <wp:inline>
             <wp:extent cx="4160520" cy="3948333"/>
             <wp:effectExtent b="0" l="0" r="0" t="0"/>
-            <wp:docPr descr="One possible way to organize the scenario in Example 2." title="" id="37" name="Picture"/>
+            <wp:docPr descr="One possible way to organize the scenario in Example 2." title="" id="26" name="Picture"/>
             <a:graphic>
               <a:graphicData uri="http://schemas.openxmlformats.org/drawingml/2006/picture">
                 <pic:pic>
                   <pic:nvPicPr>
-                    <pic:cNvPr descr="./FiguresPNG/latinsquares_sudoku-fig3.png" id="38" name="Picture"/>
+                    <pic:cNvPr descr="./FiguresPNG/latinsquares_sudoku-fig3.png" id="27" name="Picture"/>
                     <pic:cNvPicPr>
                       <a:picLocks noChangeArrowheads="1" noChangeAspect="1"/>
                     </pic:cNvPicPr>
                   </pic:nvPicPr>
                   <pic:blipFill>
-                    <a:blip r:embed="rId36"/>
+                    <a:blip r:embed="rId25"/>
                     <a:stretch>
                       <a:fillRect/>
                     </a:stretch>
@@ -1059,7 +1059,7 @@
         <w:t xml:space="preserve">.</w:t>
       </w:r>
     </w:p>
-    <w:bookmarkStart w:id="55" w:name="orthogonality-and-latin-squares"/>
+    <w:bookmarkStart w:id="44" w:name="orthogonality-and-latin-squares"/>
     <w:p>
       <w:pPr>
         <w:pStyle w:val="Heading2"/>
@@ -1125,18 +1125,18 @@
                 <wp:inline>
                   <wp:extent cx="152400" cy="152400"/>
                   <wp:effectExtent b="0" l="0" r="0" t="0"/>
-                  <wp:docPr descr="" title="" id="39" name="Picture"/>
+                  <wp:docPr descr="" title="" id="28" name="Picture"/>
                   <a:graphic>
                     <a:graphicData uri="http://schemas.openxmlformats.org/drawingml/2006/picture">
                       <pic:pic>
                         <pic:nvPicPr>
-                          <pic:cNvPr descr="/Applications/quarto/share/formats/docx/note.png" id="40" name="Picture"/>
+                          <pic:cNvPr descr="/Applications/quarto/share/formats/docx/note.png" id="29" name="Picture"/>
                           <pic:cNvPicPr>
                             <a:picLocks noChangeArrowheads="1" noChangeAspect="1"/>
                           </pic:cNvPicPr>
                         </pic:nvPicPr>
                         <pic:blipFill>
-                          <a:blip r:embed="rId20"/>
+                          <a:blip r:embed="rId9"/>
                           <a:stretch>
                             <a:fillRect/>
                           </a:stretch>
@@ -1258,18 +1258,18 @@
           <wp:inline>
             <wp:extent cx="7429500" cy="3714750"/>
             <wp:effectExtent b="0" l="0" r="0" t="0"/>
-            <wp:docPr descr="One possible solution to the question posed by Jacques Ozanam." title="" id="42" name="Picture"/>
+            <wp:docPr descr="One possible solution to the question posed by Jacques Ozanam." title="" id="31" name="Picture"/>
             <a:graphic>
               <a:graphicData uri="http://schemas.openxmlformats.org/drawingml/2006/picture">
                 <pic:pic>
                   <pic:nvPicPr>
-                    <pic:cNvPr descr="./FiguresPNG/latinsquares_sudoku-fig4.png" id="43" name="Picture"/>
+                    <pic:cNvPr descr="./FiguresPNG/latinsquares_sudoku-fig4.png" id="32" name="Picture"/>
                     <pic:cNvPicPr>
                       <a:picLocks noChangeArrowheads="1" noChangeAspect="1"/>
                     </pic:cNvPicPr>
                   </pic:nvPicPr>
                   <pic:blipFill>
-                    <a:blip r:embed="rId41"/>
+                    <a:blip r:embed="rId30"/>
                     <a:stretch>
                       <a:fillRect/>
                     </a:stretch>
@@ -1353,18 +1353,18 @@
                 <wp:inline>
                   <wp:extent cx="152400" cy="152400"/>
                   <wp:effectExtent b="0" l="0" r="0" t="0"/>
-                  <wp:docPr descr="" title="" id="44" name="Picture"/>
+                  <wp:docPr descr="" title="" id="33" name="Picture"/>
                   <a:graphic>
                     <a:graphicData uri="http://schemas.openxmlformats.org/drawingml/2006/picture">
                       <pic:pic>
                         <pic:nvPicPr>
-                          <pic:cNvPr descr="/Applications/quarto/share/formats/docx/note.png" id="45" name="Picture"/>
+                          <pic:cNvPr descr="/Applications/quarto/share/formats/docx/note.png" id="34" name="Picture"/>
                           <pic:cNvPicPr>
                             <a:picLocks noChangeArrowheads="1" noChangeAspect="1"/>
                           </pic:cNvPicPr>
                         </pic:nvPicPr>
                         <pic:blipFill>
-                          <a:blip r:embed="rId20"/>
+                          <a:blip r:embed="rId9"/>
                           <a:stretch>
                             <a:fillRect/>
                           </a:stretch>
@@ -1436,31 +1436,33 @@
                 </m:rPr>
                 <m:t>=</m:t>
               </m:r>
-              <m:d>
-                <m:dPr>
-                  <m:begChr m:val="("/>
-                  <m:sepChr m:val=""/>
-                  <m:endChr m:val=")"/>
-                  <m:grow/>
-                </m:dPr>
+              <m:r>
+                <m:rPr>
+                  <m:sty m:val="p"/>
+                </m:rPr>
+                <m:t>(</m:t>
+              </m:r>
+              <m:sSub>
                 <m:e>
-                  <m:sSub>
-                    <m:e>
-                      <m:r>
-                        <m:t>a</m:t>
-                      </m:r>
-                    </m:e>
-                    <m:sub>
-                      <m:r>
-                        <m:t>i</m:t>
-                      </m:r>
-                      <m:r>
-                        <m:t>j</m:t>
-                      </m:r>
-                    </m:sub>
-                  </m:sSub>
+                  <m:r>
+                    <m:t>a</m:t>
+                  </m:r>
                 </m:e>
-              </m:d>
+                <m:sub>
+                  <m:r>
+                    <m:t>i</m:t>
+                  </m:r>
+                  <m:r>
+                    <m:t>j</m:t>
+                  </m:r>
+                </m:sub>
+              </m:sSub>
+              <m:r>
+                <m:rPr>
+                  <m:sty m:val="p"/>
+                </m:rPr>
+                <m:t>)</m:t>
+              </m:r>
             </m:oMath>
             <w:r>
               <w:t xml:space="preserve"> </w:t>
@@ -1481,31 +1483,33 @@
                 </m:rPr>
                 <m:t>=</m:t>
               </m:r>
-              <m:d>
-                <m:dPr>
-                  <m:begChr m:val="("/>
-                  <m:sepChr m:val=""/>
-                  <m:endChr m:val=")"/>
-                  <m:grow/>
-                </m:dPr>
+              <m:r>
+                <m:rPr>
+                  <m:sty m:val="p"/>
+                </m:rPr>
+                <m:t>(</m:t>
+              </m:r>
+              <m:sSub>
                 <m:e>
-                  <m:sSub>
-                    <m:e>
-                      <m:r>
-                        <m:t>b</m:t>
-                      </m:r>
-                    </m:e>
-                    <m:sub>
-                      <m:r>
-                        <m:t>i</m:t>
-                      </m:r>
-                      <m:r>
-                        <m:t>j</m:t>
-                      </m:r>
-                    </m:sub>
-                  </m:sSub>
+                  <m:r>
+                    <m:t>b</m:t>
+                  </m:r>
                 </m:e>
-              </m:d>
+                <m:sub>
+                  <m:r>
+                    <m:t>i</m:t>
+                  </m:r>
+                  <m:r>
+                    <m:t>j</m:t>
+                  </m:r>
+                </m:sub>
+              </m:sSub>
+              <m:r>
+                <m:rPr>
+                  <m:sty m:val="p"/>
+                </m:rPr>
+                <m:t>)</m:t>
+              </m:r>
             </m:oMath>
             <w:r>
               <w:t xml:space="preserve"> </w:t>
@@ -1567,52 +1571,54 @@
                   </m:rPr>
                   <m:t>{</m:t>
                 </m:r>
-                <m:d>
-                  <m:dPr>
-                    <m:begChr m:val="("/>
-                    <m:sepChr m:val=""/>
-                    <m:endChr m:val=")"/>
-                    <m:grow/>
-                  </m:dPr>
+                <m:r>
+                  <m:rPr>
+                    <m:sty m:val="p"/>
+                  </m:rPr>
+                  <m:t>(</m:t>
+                </m:r>
+                <m:sSub>
                   <m:e>
-                    <m:sSub>
-                      <m:e>
-                        <m:r>
-                          <m:t>a</m:t>
-                        </m:r>
-                      </m:e>
-                      <m:sub>
-                        <m:r>
-                          <m:t>i</m:t>
-                        </m:r>
-                        <m:r>
-                          <m:t>j</m:t>
-                        </m:r>
-                      </m:sub>
-                    </m:sSub>
                     <m:r>
-                      <m:rPr>
-                        <m:sty m:val="p"/>
-                      </m:rPr>
-                      <m:t>,</m:t>
+                      <m:t>a</m:t>
                     </m:r>
-                    <m:sSub>
-                      <m:e>
-                        <m:r>
-                          <m:t>b</m:t>
-                        </m:r>
-                      </m:e>
-                      <m:sub>
-                        <m:r>
-                          <m:t>i</m:t>
-                        </m:r>
-                        <m:r>
-                          <m:t>j</m:t>
-                        </m:r>
-                      </m:sub>
-                    </m:sSub>
                   </m:e>
-                </m:d>
+                  <m:sub>
+                    <m:r>
+                      <m:t>i</m:t>
+                    </m:r>
+                    <m:r>
+                      <m:t>j</m:t>
+                    </m:r>
+                  </m:sub>
+                </m:sSub>
+                <m:r>
+                  <m:rPr>
+                    <m:sty m:val="p"/>
+                  </m:rPr>
+                  <m:t>,</m:t>
+                </m:r>
+                <m:sSub>
+                  <m:e>
+                    <m:r>
+                      <m:t>b</m:t>
+                    </m:r>
+                  </m:e>
+                  <m:sub>
+                    <m:r>
+                      <m:t>i</m:t>
+                    </m:r>
+                    <m:r>
+                      <m:t>j</m:t>
+                    </m:r>
+                  </m:sub>
+                </m:sSub>
+                <m:r>
+                  <m:rPr>
+                    <m:sty m:val="p"/>
+                  </m:rPr>
+                  <m:t>)</m:t>
+                </m:r>
                 <m:r>
                   <m:rPr>
                     <m:sty m:val="p"/>
@@ -1784,18 +1790,18 @@
                 <wp:inline>
                   <wp:extent cx="152400" cy="152400"/>
                   <wp:effectExtent b="0" l="0" r="0" t="0"/>
-                  <wp:docPr descr="" title="" id="46" name="Picture"/>
+                  <wp:docPr descr="" title="" id="35" name="Picture"/>
                   <a:graphic>
                     <a:graphicData uri="http://schemas.openxmlformats.org/drawingml/2006/picture">
                       <pic:pic>
                         <pic:nvPicPr>
-                          <pic:cNvPr descr="/Applications/quarto/share/formats/docx/note.png" id="47" name="Picture"/>
+                          <pic:cNvPr descr="/Applications/quarto/share/formats/docx/note.png" id="36" name="Picture"/>
                           <pic:cNvPicPr>
                             <a:picLocks noChangeArrowheads="1" noChangeAspect="1"/>
                           </pic:cNvPicPr>
                         </pic:nvPicPr>
                         <pic:blipFill>
-                          <a:blip r:embed="rId20"/>
+                          <a:blip r:embed="rId9"/>
                           <a:stretch>
                             <a:fillRect/>
                           </a:stretch>
@@ -2012,18 +2018,18 @@
           <wp:inline>
             <wp:extent cx="4754880" cy="5354594"/>
             <wp:effectExtent b="0" l="0" r="0" t="0"/>
-            <wp:docPr descr="One possible way to organize the scenario in Example 3." title="" id="49" name="Picture"/>
+            <wp:docPr descr="One possible way to organize the scenario in Example 3." title="" id="38" name="Picture"/>
             <a:graphic>
               <a:graphicData uri="http://schemas.openxmlformats.org/drawingml/2006/picture">
                 <pic:pic>
                   <pic:nvPicPr>
-                    <pic:cNvPr descr="./FiguresPNG/latinsquares_sudoku-fig5.png" id="50" name="Picture"/>
+                    <pic:cNvPr descr="./FiguresPNG/latinsquares_sudoku-fig5.png" id="39" name="Picture"/>
                     <pic:cNvPicPr>
                       <a:picLocks noChangeArrowheads="1" noChangeAspect="1"/>
                     </pic:cNvPicPr>
                   </pic:nvPicPr>
                   <pic:blipFill>
-                    <a:blip r:embed="rId48"/>
+                    <a:blip r:embed="rId37"/>
                     <a:stretch>
                       <a:fillRect/>
                     </a:stretch>
@@ -2230,18 +2236,18 @@
                 <wp:inline>
                   <wp:extent cx="152400" cy="152400"/>
                   <wp:effectExtent b="0" l="0" r="0" t="0"/>
-                  <wp:docPr descr="" title="" id="51" name="Picture"/>
+                  <wp:docPr descr="" title="" id="40" name="Picture"/>
                   <a:graphic>
                     <a:graphicData uri="http://schemas.openxmlformats.org/drawingml/2006/picture">
                       <pic:pic>
                         <pic:nvPicPr>
-                          <pic:cNvPr descr="/Applications/quarto/share/formats/docx/note.png" id="52" name="Picture"/>
+                          <pic:cNvPr descr="/Applications/quarto/share/formats/docx/note.png" id="41" name="Picture"/>
                           <pic:cNvPicPr>
                             <a:picLocks noChangeArrowheads="1" noChangeAspect="1"/>
                           </pic:cNvPicPr>
                         </pic:nvPicPr>
                         <pic:blipFill>
-                          <a:blip r:embed="rId20"/>
+                          <a:blip r:embed="rId9"/>
                           <a:stretch>
                             <a:fillRect/>
                           </a:stretch>
@@ -2357,46 +2363,48 @@
               <w:t xml:space="preserve"> </w:t>
             </w:r>
             <m:oMath>
-              <m:d>
-                <m:dPr>
-                  <m:begChr m:val="("/>
-                  <m:sepChr m:val=""/>
-                  <m:endChr m:val=")"/>
-                  <m:grow/>
-                </m:dPr>
+              <m:r>
+                <m:rPr>
+                  <m:sty m:val="p"/>
+                </m:rPr>
+                <m:t>(</m:t>
+              </m:r>
+              <m:sSub>
                 <m:e>
-                  <m:sSub>
-                    <m:e>
-                      <m:r>
-                        <m:t>A</m:t>
-                      </m:r>
-                    </m:e>
-                    <m:sub>
-                      <m:r>
-                        <m:t>i</m:t>
-                      </m:r>
-                    </m:sub>
-                  </m:sSub>
                   <m:r>
-                    <m:rPr>
-                      <m:sty m:val="p"/>
-                    </m:rPr>
-                    <m:t>,</m:t>
+                    <m:t>A</m:t>
                   </m:r>
-                  <m:sSub>
-                    <m:e>
-                      <m:r>
-                        <m:t>A</m:t>
-                      </m:r>
-                    </m:e>
-                    <m:sub>
-                      <m:r>
-                        <m:t>j</m:t>
-                      </m:r>
-                    </m:sub>
-                  </m:sSub>
                 </m:e>
-              </m:d>
+                <m:sub>
+                  <m:r>
+                    <m:t>i</m:t>
+                  </m:r>
+                </m:sub>
+              </m:sSub>
+              <m:r>
+                <m:rPr>
+                  <m:sty m:val="p"/>
+                </m:rPr>
+                <m:t>,</m:t>
+              </m:r>
+              <m:sSub>
+                <m:e>
+                  <m:r>
+                    <m:t>A</m:t>
+                  </m:r>
+                </m:e>
+                <m:sub>
+                  <m:r>
+                    <m:t>j</m:t>
+                  </m:r>
+                </m:sub>
+              </m:sSub>
+              <m:r>
+                <m:rPr>
+                  <m:sty m:val="p"/>
+                </m:rPr>
+                <m:t>)</m:t>
+              </m:r>
             </m:oMath>
             <w:r>
               <w:t xml:space="preserve"> </w:t>
@@ -2458,18 +2466,18 @@
                 <wp:inline>
                   <wp:extent cx="152400" cy="152400"/>
                   <wp:effectExtent b="0" l="0" r="0" t="0"/>
-                  <wp:docPr descr="" title="" id="53" name="Picture"/>
+                  <wp:docPr descr="" title="" id="42" name="Picture"/>
                   <a:graphic>
                     <a:graphicData uri="http://schemas.openxmlformats.org/drawingml/2006/picture">
                       <pic:pic>
                         <pic:nvPicPr>
-                          <pic:cNvPr descr="/Applications/quarto/share/formats/docx/note.png" id="54" name="Picture"/>
+                          <pic:cNvPr descr="/Applications/quarto/share/formats/docx/note.png" id="43" name="Picture"/>
                           <pic:cNvPicPr>
                             <a:picLocks noChangeArrowheads="1" noChangeAspect="1"/>
                           </pic:cNvPicPr>
                         </pic:nvPicPr>
                         <pic:blipFill>
-                          <a:blip r:embed="rId20"/>
+                          <a:blip r:embed="rId9"/>
                           <a:stretch>
                             <a:fillRect/>
                           </a:stretch>
@@ -2619,9 +2627,9 @@
         <w:t xml:space="preserve">.</w:t>
       </w:r>
     </w:p>
-    <w:bookmarkEnd w:id="55"/>
-    <w:bookmarkEnd w:id="56"/>
-    <w:bookmarkStart w:id="105" w:name="sudoku-and-latin-squares"/>
+    <w:bookmarkEnd w:id="44"/>
+    <w:bookmarkEnd w:id="45"/>
+    <w:bookmarkStart w:id="94" w:name="sudoku-and-latin-squares"/>
     <w:p>
       <w:pPr>
         <w:pStyle w:val="Heading1"/>
@@ -2630,7 +2638,7 @@
         <w:t xml:space="preserve">Sudoku and Latin Squares</w:t>
       </w:r>
     </w:p>
-    <w:bookmarkStart w:id="66" w:name="the-rules"/>
+    <w:bookmarkStart w:id="55" w:name="the-rules"/>
     <w:p>
       <w:pPr>
         <w:pStyle w:val="Heading2"/>
@@ -2720,18 +2728,18 @@
                 <wp:inline>
                   <wp:extent cx="152400" cy="152400"/>
                   <wp:effectExtent b="0" l="0" r="0" t="0"/>
-                  <wp:docPr descr="" title="" id="57" name="Picture"/>
+                  <wp:docPr descr="" title="" id="46" name="Picture"/>
                   <a:graphic>
                     <a:graphicData uri="http://schemas.openxmlformats.org/drawingml/2006/picture">
                       <pic:pic>
                         <pic:nvPicPr>
-                          <pic:cNvPr descr="/Applications/quarto/share/formats/docx/note.png" id="58" name="Picture"/>
+                          <pic:cNvPr descr="/Applications/quarto/share/formats/docx/note.png" id="47" name="Picture"/>
                           <pic:cNvPicPr>
                             <a:picLocks noChangeArrowheads="1" noChangeAspect="1"/>
                           </pic:cNvPicPr>
                         </pic:nvPicPr>
                         <pic:blipFill>
-                          <a:blip r:embed="rId20"/>
+                          <a:blip r:embed="rId9"/>
                           <a:stretch>
                             <a:fillRect/>
                           </a:stretch>
@@ -2878,18 +2886,18 @@
           <wp:inline>
             <wp:extent cx="8915400" cy="4457700"/>
             <wp:effectExtent b="0" l="0" r="0" t="0"/>
-            <wp:docPr descr="A Sudoku puzzle with its corresponding board." title="" id="60" name="Picture"/>
+            <wp:docPr descr="A Sudoku puzzle with its corresponding board." title="" id="49" name="Picture"/>
             <a:graphic>
               <a:graphicData uri="http://schemas.openxmlformats.org/drawingml/2006/picture">
                 <pic:pic>
                   <pic:nvPicPr>
-                    <pic:cNvPr descr="./FiguresPNG/latinsquares_sudoku-fig6.png" id="61" name="Picture"/>
+                    <pic:cNvPr descr="./FiguresPNG/latinsquares_sudoku-fig6.png" id="50" name="Picture"/>
                     <pic:cNvPicPr>
                       <a:picLocks noChangeArrowheads="1" noChangeAspect="1"/>
                     </pic:cNvPicPr>
                   </pic:nvPicPr>
                   <pic:blipFill>
-                    <a:blip r:embed="rId59"/>
+                    <a:blip r:embed="rId48"/>
                     <a:stretch>
                       <a:fillRect/>
                     </a:stretch>
@@ -2986,18 +2994,18 @@
                 <wp:inline>
                   <wp:extent cx="152400" cy="152400"/>
                   <wp:effectExtent b="0" l="0" r="0" t="0"/>
-                  <wp:docPr descr="" title="" id="62" name="Picture"/>
+                  <wp:docPr descr="" title="" id="51" name="Picture"/>
                   <a:graphic>
                     <a:graphicData uri="http://schemas.openxmlformats.org/drawingml/2006/picture">
                       <pic:pic>
                         <pic:nvPicPr>
-                          <pic:cNvPr descr="/Applications/quarto/share/formats/docx/note.png" id="63" name="Picture"/>
+                          <pic:cNvPr descr="/Applications/quarto/share/formats/docx/note.png" id="52" name="Picture"/>
                           <pic:cNvPicPr>
                             <a:picLocks noChangeArrowheads="1" noChangeAspect="1"/>
                           </pic:cNvPicPr>
                         </pic:nvPicPr>
                         <pic:blipFill>
-                          <a:blip r:embed="rId20"/>
+                          <a:blip r:embed="rId9"/>
                           <a:stretch>
                             <a:fillRect/>
                           </a:stretch>
@@ -3188,18 +3196,18 @@
                 <wp:inline>
                   <wp:extent cx="152400" cy="152400"/>
                   <wp:effectExtent b="0" l="0" r="0" t="0"/>
-                  <wp:docPr descr="" title="" id="64" name="Picture"/>
+                  <wp:docPr descr="" title="" id="53" name="Picture"/>
                   <a:graphic>
                     <a:graphicData uri="http://schemas.openxmlformats.org/drawingml/2006/picture">
                       <pic:pic>
                         <pic:nvPicPr>
-                          <pic:cNvPr descr="/Applications/quarto/share/formats/docx/tip.png" id="65" name="Picture"/>
+                          <pic:cNvPr descr="/Applications/quarto/share/formats/docx/tip.png" id="54" name="Picture"/>
                           <pic:cNvPicPr>
                             <a:picLocks noChangeArrowheads="1" noChangeAspect="1"/>
                           </pic:cNvPicPr>
                         </pic:nvPicPr>
                         <pic:blipFill>
-                          <a:blip r:embed="rId26"/>
+                          <a:blip r:embed="rId15"/>
                           <a:stretch>
                             <a:fillRect/>
                           </a:stretch>
@@ -3263,8 +3271,8 @@
         </w:tc>
       </w:tr>
     </w:tbl>
-    <w:bookmarkEnd w:id="66"/>
-    <w:bookmarkStart w:id="104" w:name="the-mathematics-of-sudoku"/>
+    <w:bookmarkEnd w:id="55"/>
+    <w:bookmarkStart w:id="93" w:name="the-mathematics-of-sudoku"/>
     <w:p>
       <w:pPr>
         <w:pStyle w:val="Heading2"/>
@@ -3322,18 +3330,18 @@
                 <wp:inline>
                   <wp:extent cx="152400" cy="152400"/>
                   <wp:effectExtent b="0" l="0" r="0" t="0"/>
-                  <wp:docPr descr="" title="" id="67" name="Picture"/>
+                  <wp:docPr descr="" title="" id="56" name="Picture"/>
                   <a:graphic>
                     <a:graphicData uri="http://schemas.openxmlformats.org/drawingml/2006/picture">
                       <pic:pic>
                         <pic:nvPicPr>
-                          <pic:cNvPr descr="/Applications/quarto/share/formats/docx/note.png" id="68" name="Picture"/>
+                          <pic:cNvPr descr="/Applications/quarto/share/formats/docx/note.png" id="57" name="Picture"/>
                           <pic:cNvPicPr>
                             <a:picLocks noChangeArrowheads="1" noChangeAspect="1"/>
                           </pic:cNvPicPr>
                         </pic:nvPicPr>
                         <pic:blipFill>
-                          <a:blip r:embed="rId20"/>
+                          <a:blip r:embed="rId9"/>
                           <a:stretch>
                             <a:fillRect/>
                           </a:stretch>
@@ -3490,18 +3498,18 @@
           <wp:inline>
             <wp:extent cx="5943600" cy="2971800"/>
             <wp:effectExtent b="0" l="0" r="0" t="0"/>
-            <wp:docPr descr="A Shidoku puzzle with its corresponding board." title="" id="70" name="Picture"/>
+            <wp:docPr descr="A Shidoku puzzle with its corresponding board." title="" id="59" name="Picture"/>
             <a:graphic>
               <a:graphicData uri="http://schemas.openxmlformats.org/drawingml/2006/picture">
                 <pic:pic>
                   <pic:nvPicPr>
-                    <pic:cNvPr descr="./FiguresPNG/latinsquares_sudoku-fig7.png" id="71" name="Picture"/>
+                    <pic:cNvPr descr="./FiguresPNG/latinsquares_sudoku-fig7.png" id="60" name="Picture"/>
                     <pic:cNvPicPr>
                       <a:picLocks noChangeArrowheads="1" noChangeAspect="1"/>
                     </pic:cNvPicPr>
                   </pic:nvPicPr>
                   <pic:blipFill>
-                    <a:blip r:embed="rId69"/>
+                    <a:blip r:embed="rId58"/>
                     <a:stretch>
                       <a:fillRect/>
                     </a:stretch>
@@ -3544,7 +3552,7 @@
         <w:t xml:space="preserve">Some of the first questions asked about Sudoku are posed below. While you won’t see any direct proofs of the answers here, you can take a look at how they are answered in the case of Shidoku, which should provide some insight into the larger case of Sudoku.</w:t>
       </w:r>
     </w:p>
-    <w:bookmarkStart w:id="92" w:name="q1.-how-many-sudoku-boards-are-there"/>
+    <w:bookmarkStart w:id="81" w:name="q1.-how-many-sudoku-boards-are-there"/>
     <w:p>
       <w:pPr>
         <w:pStyle w:val="Heading3"/>
@@ -3594,7 +3602,7 @@
         <w:t xml:space="preserve">Nobody has found a non-computational method to arrive at this number yet. In the case of Shidoku puzzles, however, it is possible to answer this question manually while using similar techniques to those used in the Sudoku case.</w:t>
       </w:r>
     </w:p>
-    <w:bookmarkStart w:id="85" w:name="counting-shidoku-boards"/>
+    <w:bookmarkStart w:id="74" w:name="counting-shidoku-boards"/>
     <w:p>
       <w:pPr>
         <w:pStyle w:val="Heading4"/>
@@ -3648,18 +3656,18 @@
                 <wp:inline>
                   <wp:extent cx="152400" cy="152400"/>
                   <wp:effectExtent b="0" l="0" r="0" t="0"/>
-                  <wp:docPr descr="" title="" id="73" name="Picture"/>
+                  <wp:docPr descr="" title="" id="62" name="Picture"/>
                   <a:graphic>
                     <a:graphicData uri="http://schemas.openxmlformats.org/drawingml/2006/picture">
                       <pic:pic>
                         <pic:nvPicPr>
-                          <pic:cNvPr descr="/Applications/quarto/share/formats/docx/important.png" id="74" name="Picture"/>
+                          <pic:cNvPr descr="/Applications/quarto/share/formats/docx/important.png" id="63" name="Picture"/>
                           <pic:cNvPicPr>
                             <a:picLocks noChangeArrowheads="1" noChangeAspect="1"/>
                           </pic:cNvPicPr>
                         </pic:nvPicPr>
                         <pic:blipFill>
-                          <a:blip r:embed="rId72"/>
+                          <a:blip r:embed="rId61"/>
                           <a:stretch>
                             <a:fillRect/>
                           </a:stretch>
@@ -3774,18 +3782,18 @@
                 <wp:inline>
                   <wp:extent cx="152400" cy="152400"/>
                   <wp:effectExtent b="0" l="0" r="0" t="0"/>
-                  <wp:docPr descr="" title="" id="75" name="Picture"/>
+                  <wp:docPr descr="" title="" id="64" name="Picture"/>
                   <a:graphic>
                     <a:graphicData uri="http://schemas.openxmlformats.org/drawingml/2006/picture">
                       <pic:pic>
                         <pic:nvPicPr>
-                          <pic:cNvPr descr="/Applications/quarto/share/formats/docx/note.png" id="76" name="Picture"/>
+                          <pic:cNvPr descr="/Applications/quarto/share/formats/docx/note.png" id="65" name="Picture"/>
                           <pic:cNvPicPr>
                             <a:picLocks noChangeArrowheads="1" noChangeAspect="1"/>
                           </pic:cNvPicPr>
                         </pic:nvPicPr>
                         <pic:blipFill>
-                          <a:blip r:embed="rId20"/>
+                          <a:blip r:embed="rId9"/>
                           <a:stretch>
                             <a:fillRect/>
                           </a:stretch>
@@ -3871,18 +3879,18 @@
           <wp:inline>
             <wp:extent cx="3268980" cy="3268980"/>
             <wp:effectExtent b="0" l="0" r="0" t="0"/>
-            <wp:docPr descr="The positions that the first row, column and block of a Shidoku board needs to be considered ordered." title="" id="78" name="Picture"/>
+            <wp:docPr descr="The positions that the first row, column and block of a Shidoku board needs to be considered ordered." title="" id="67" name="Picture"/>
             <a:graphic>
               <a:graphicData uri="http://schemas.openxmlformats.org/drawingml/2006/picture">
                 <pic:pic>
                   <pic:nvPicPr>
-                    <pic:cNvPr descr="./FiguresPNG/latinsquares_sudoku-fig8.png" id="79" name="Picture"/>
+                    <pic:cNvPr descr="./FiguresPNG/latinsquares_sudoku-fig8.png" id="68" name="Picture"/>
                     <pic:cNvPicPr>
                       <a:picLocks noChangeArrowheads="1" noChangeAspect="1"/>
                     </pic:cNvPicPr>
                   </pic:nvPicPr>
                   <pic:blipFill>
-                    <a:blip r:embed="rId77"/>
+                    <a:blip r:embed="rId66"/>
                     <a:stretch>
                       <a:fillRect/>
                     </a:stretch>
@@ -3966,18 +3974,18 @@
                 <wp:inline>
                   <wp:extent cx="152400" cy="152400"/>
                   <wp:effectExtent b="0" l="0" r="0" t="0"/>
-                  <wp:docPr descr="" title="" id="80" name="Picture"/>
+                  <wp:docPr descr="" title="" id="69" name="Picture"/>
                   <a:graphic>
                     <a:graphicData uri="http://schemas.openxmlformats.org/drawingml/2006/picture">
                       <pic:pic>
                         <pic:nvPicPr>
-                          <pic:cNvPr descr="/Applications/quarto/share/formats/docx/note.png" id="81" name="Picture"/>
+                          <pic:cNvPr descr="/Applications/quarto/share/formats/docx/note.png" id="70" name="Picture"/>
                           <pic:cNvPicPr>
                             <a:picLocks noChangeArrowheads="1" noChangeAspect="1"/>
                           </pic:cNvPicPr>
                         </pic:nvPicPr>
                         <pic:blipFill>
-                          <a:blip r:embed="rId20"/>
+                          <a:blip r:embed="rId9"/>
                           <a:stretch>
                             <a:fillRect/>
                           </a:stretch>
@@ -4341,18 +4349,18 @@
           <wp:inline>
             <wp:extent cx="8915400" cy="2968828"/>
             <wp:effectExtent b="0" l="0" r="0" t="0"/>
-            <wp:docPr descr="The three different ordered Shidoku boards." title="" id="83" name="Picture"/>
+            <wp:docPr descr="The three different ordered Shidoku boards." title="" id="72" name="Picture"/>
             <a:graphic>
               <a:graphicData uri="http://schemas.openxmlformats.org/drawingml/2006/picture">
                 <pic:pic>
                   <pic:nvPicPr>
-                    <pic:cNvPr descr="./FiguresPNG/latinsquares_sudoku-fig9.png" id="84" name="Picture"/>
+                    <pic:cNvPr descr="./FiguresPNG/latinsquares_sudoku-fig9.png" id="73" name="Picture"/>
                     <pic:cNvPicPr>
                       <a:picLocks noChangeArrowheads="1" noChangeAspect="1"/>
                     </pic:cNvPicPr>
                   </pic:nvPicPr>
                   <pic:blipFill>
-                    <a:blip r:embed="rId82"/>
+                    <a:blip r:embed="rId71"/>
                     <a:stretch>
                       <a:fillRect/>
                     </a:stretch>
@@ -4427,8 +4435,8 @@
         <w:t xml:space="preserve">Shidoku boards in existence.</w:t>
       </w:r>
     </w:p>
-    <w:bookmarkEnd w:id="85"/>
-    <w:bookmarkStart w:id="91" w:name="extending-to-sudoku-boards"/>
+    <w:bookmarkEnd w:id="74"/>
+    <w:bookmarkStart w:id="80" w:name="extending-to-sudoku-boards"/>
     <w:p>
       <w:pPr>
         <w:pStyle w:val="Heading4"/>
@@ -4553,18 +4561,18 @@
                 <wp:inline>
                   <wp:extent cx="152400" cy="152400"/>
                   <wp:effectExtent b="0" l="0" r="0" t="0"/>
-                  <wp:docPr descr="" title="" id="86" name="Picture"/>
+                  <wp:docPr descr="" title="" id="75" name="Picture"/>
                   <a:graphic>
                     <a:graphicData uri="http://schemas.openxmlformats.org/drawingml/2006/picture">
                       <pic:pic>
                         <pic:nvPicPr>
-                          <pic:cNvPr descr="/Applications/quarto/share/formats/docx/note.png" id="87" name="Picture"/>
+                          <pic:cNvPr descr="/Applications/quarto/share/formats/docx/note.png" id="76" name="Picture"/>
                           <pic:cNvPicPr>
                             <a:picLocks noChangeArrowheads="1" noChangeAspect="1"/>
                           </pic:cNvPicPr>
                         </pic:nvPicPr>
                         <pic:blipFill>
-                          <a:blip r:embed="rId20"/>
+                          <a:blip r:embed="rId9"/>
                           <a:stretch>
                             <a:fillRect/>
                           </a:stretch>
@@ -4655,18 +4663,18 @@
           <wp:inline>
             <wp:extent cx="3268980" cy="3268980"/>
             <wp:effectExtent b="0" l="0" r="0" t="0"/>
-            <wp:docPr descr="One possible ordering of a Sudoku board." title="" id="89" name="Picture"/>
+            <wp:docPr descr="One possible ordering of a Sudoku board." title="" id="78" name="Picture"/>
             <a:graphic>
               <a:graphicData uri="http://schemas.openxmlformats.org/drawingml/2006/picture">
                 <pic:pic>
                   <pic:nvPicPr>
-                    <pic:cNvPr descr="./FiguresPNG/latinsquares_sudoku-fig10.png" id="90" name="Picture"/>
+                    <pic:cNvPr descr="./FiguresPNG/latinsquares_sudoku-fig10.png" id="79" name="Picture"/>
                     <pic:cNvPicPr>
                       <a:picLocks noChangeArrowheads="1" noChangeAspect="1"/>
                     </pic:cNvPicPr>
                   </pic:nvPicPr>
                   <pic:blipFill>
-                    <a:blip r:embed="rId88"/>
+                    <a:blip r:embed="rId77"/>
                     <a:stretch>
                       <a:fillRect/>
                     </a:stretch>
@@ -4721,9 +4729,9 @@
         <w:t xml:space="preserve">for their calculations, although they also used other methods to reduce the amount of counting they would need to do.</w:t>
       </w:r>
     </w:p>
-    <w:bookmarkEnd w:id="91"/>
-    <w:bookmarkEnd w:id="92"/>
-    <w:bookmarkStart w:id="94" w:name="Xa057fa7e60fcfaef1106134e250516bef436244"/>
+    <w:bookmarkEnd w:id="80"/>
+    <w:bookmarkEnd w:id="81"/>
+    <w:bookmarkStart w:id="83" w:name="Xa057fa7e60fcfaef1106134e250516bef436244"/>
     <w:p>
       <w:pPr>
         <w:pStyle w:val="Heading3"/>
@@ -4952,7 +4960,7 @@
       <w:r>
         <w:t xml:space="preserve"> </w:t>
       </w:r>
-      <w:hyperlink r:id="rId93">
+      <w:hyperlink r:id="rId82">
         <w:r>
           <w:rPr>
             <w:rStyle w:val="Hyperlink"/>
@@ -4967,8 +4975,8 @@
         <w:t xml:space="preserve">to learn more!</w:t>
       </w:r>
     </w:p>
-    <w:bookmarkEnd w:id="94"/>
-    <w:bookmarkStart w:id="103" w:name="X3cf82b46755516d79c6eef3f92090f0c96d5897"/>
+    <w:bookmarkEnd w:id="83"/>
+    <w:bookmarkStart w:id="92" w:name="X3cf82b46755516d79c6eef3f92090f0c96d5897"/>
     <w:p>
       <w:pPr>
         <w:pStyle w:val="Heading3"/>
@@ -5009,7 +5017,7 @@
         <w:t xml:space="preserve"> </w:t>
       </w:r>
       <w:r>
-        <w:t xml:space="preserve">(McGuire, Tugemann, and Civario 2012)</w:t>
+        <w:t xml:space="preserve">(McGuire et al. 2012)</w:t>
       </w:r>
       <w:r>
         <w:t xml:space="preserve">. This number is not the case for all Sudoku boards, and the majority of boards will need more than 17 initial clues to make sure it is the unique solution to the puzzle, but there is no unique solution to any Sudoku board which is provided with 16 or fewer clues.</w:t>
@@ -5046,7 +5054,7 @@
         <w:t xml:space="preserve">case. Let’s return to the realm of Shidoku boards to have a look at the solution in a bit more detail.</w:t>
       </w:r>
     </w:p>
-    <w:bookmarkStart w:id="102" w:name="minimum-clue-shidoku-puzzles"/>
+    <w:bookmarkStart w:id="91" w:name="minimum-clue-shidoku-puzzles"/>
     <w:p>
       <w:pPr>
         <w:pStyle w:val="Heading4"/>
@@ -5174,18 +5182,18 @@
                 <wp:inline>
                   <wp:extent cx="152400" cy="152400"/>
                   <wp:effectExtent b="0" l="0" r="0" t="0"/>
-                  <wp:docPr descr="" title="" id="95" name="Picture"/>
+                  <wp:docPr descr="" title="" id="84" name="Picture"/>
                   <a:graphic>
                     <a:graphicData uri="http://schemas.openxmlformats.org/drawingml/2006/picture">
                       <pic:pic>
                         <pic:nvPicPr>
-                          <pic:cNvPr descr="/Applications/quarto/share/formats/docx/important.png" id="96" name="Picture"/>
+                          <pic:cNvPr descr="/Applications/quarto/share/formats/docx/important.png" id="85" name="Picture"/>
                           <pic:cNvPicPr>
                             <a:picLocks noChangeArrowheads="1" noChangeAspect="1"/>
                           </pic:cNvPicPr>
                         </pic:nvPicPr>
                         <pic:blipFill>
-                          <a:blip r:embed="rId72"/>
+                          <a:blip r:embed="rId61"/>
                           <a:stretch>
                             <a:fillRect/>
                           </a:stretch>
@@ -5319,18 +5327,18 @@
           <wp:inline>
             <wp:extent cx="4160520" cy="3844320"/>
             <wp:effectExtent b="0" l="0" r="0" t="0"/>
-            <wp:docPr descr="4 unavoidable sets on a type-1 Shidoku board." title="" id="98" name="Picture"/>
+            <wp:docPr descr="4 unavoidable sets on a type-1 Shidoku board." title="" id="87" name="Picture"/>
             <a:graphic>
               <a:graphicData uri="http://schemas.openxmlformats.org/drawingml/2006/picture">
                 <pic:pic>
                   <pic:nvPicPr>
-                    <pic:cNvPr descr="./FiguresPNG/latinsquares_sudoku-fig11.png" id="99" name="Picture"/>
+                    <pic:cNvPr descr="./FiguresPNG/latinsquares_sudoku-fig11.png" id="88" name="Picture"/>
                     <pic:cNvPicPr>
                       <a:picLocks noChangeArrowheads="1" noChangeAspect="1"/>
                     </pic:cNvPicPr>
                   </pic:nvPicPr>
                   <pic:blipFill>
-                    <a:blip r:embed="rId97"/>
+                    <a:blip r:embed="rId86"/>
                     <a:stretch>
                       <a:fillRect/>
                     </a:stretch>
@@ -5427,18 +5435,18 @@
                 <wp:inline>
                   <wp:extent cx="152400" cy="152400"/>
                   <wp:effectExtent b="0" l="0" r="0" t="0"/>
-                  <wp:docPr descr="" title="" id="100" name="Picture"/>
+                  <wp:docPr descr="" title="" id="89" name="Picture"/>
                   <a:graphic>
                     <a:graphicData uri="http://schemas.openxmlformats.org/drawingml/2006/picture">
                       <pic:pic>
                         <pic:nvPicPr>
-                          <pic:cNvPr descr="/Applications/quarto/share/formats/docx/note.png" id="101" name="Picture"/>
+                          <pic:cNvPr descr="/Applications/quarto/share/formats/docx/note.png" id="90" name="Picture"/>
                           <pic:cNvPicPr>
                             <a:picLocks noChangeArrowheads="1" noChangeAspect="1"/>
                           </pic:cNvPicPr>
                         </pic:nvPicPr>
                         <pic:blipFill>
-                          <a:blip r:embed="rId20"/>
+                          <a:blip r:embed="rId9"/>
                           <a:stretch>
                             <a:fillRect/>
                           </a:stretch>
@@ -5563,11 +5571,11 @@
         <w:t xml:space="preserve">If you make a similar argument for the type-2 board, you will see that the same is true in that case. As such, the minimum possible number of clues that a Shidoku puzzle can have is 4.</w:t>
       </w:r>
     </w:p>
-    <w:bookmarkEnd w:id="102"/>
-    <w:bookmarkEnd w:id="103"/>
-    <w:bookmarkEnd w:id="104"/>
-    <w:bookmarkEnd w:id="105"/>
-    <w:bookmarkStart w:id="106" w:name="in-conclusion"/>
+    <w:bookmarkEnd w:id="91"/>
+    <w:bookmarkEnd w:id="92"/>
+    <w:bookmarkEnd w:id="93"/>
+    <w:bookmarkEnd w:id="94"/>
+    <w:bookmarkStart w:id="95" w:name="in-conclusion"/>
     <w:p>
       <w:pPr>
         <w:pStyle w:val="Heading1"/>
@@ -7599,8 +7607,8 @@
         <w:t xml:space="preserve">shinyApp(ui, server)</w:t>
       </w:r>
     </w:p>
-    <w:bookmarkEnd w:id="106"/>
-    <w:bookmarkStart w:id="114" w:name="version-history"/>
+    <w:bookmarkEnd w:id="95"/>
+    <w:bookmarkStart w:id="103" w:name="version-history"/>
     <w:p>
       <w:pPr>
         <w:pStyle w:val="Heading1"/>
@@ -7621,7 +7629,7 @@
       <w:pPr>
         <w:pStyle w:val="BodyText"/>
       </w:pPr>
-      <w:hyperlink r:id="rId107">
+      <w:hyperlink r:id="rId96">
         <w:r>
           <w:rPr>
             <w:rStyle w:val="Hyperlink"/>
@@ -7630,7 +7638,7 @@
         </w:r>
       </w:hyperlink>
     </w:p>
-    <w:bookmarkStart w:id="113" w:name="references"/>
+    <w:bookmarkStart w:id="102" w:name="references"/>
     <w:p>
       <w:pPr>
         <w:pStyle w:val="Heading4"/>
@@ -7639,68 +7647,14 @@
         <w:t xml:space="preserve">References</w:t>
       </w:r>
     </w:p>
-    <w:bookmarkStart w:id="112" w:name="refs"/>
-    <w:bookmarkStart w:id="108" w:name="ref-BFFJ"/>
+    <w:bookmarkStart w:id="101" w:name="refs"/>
+    <w:bookmarkStart w:id="97" w:name="ref-BFFJ"/>
     <w:p>
       <w:pPr>
         <w:pStyle w:val="Bibliography"/>
       </w:pPr>
       <w:r>
         <w:t xml:space="preserve">Felgenhauer, Bertram, and Frazer Jarvis. 2005.</w:t>
-      </w:r>
-      <w:r>
-        <w:t xml:space="preserve"> </w:t>
-      </w:r>
-      <w:r>
-        <w:t xml:space="preserve">“Enumerating Possible Sudoku Grids.”</w:t>
-      </w:r>
-    </w:p>
-    <w:bookmarkEnd w:id="108"/>
-    <w:bookmarkStart w:id="109" w:name="ref-McGBTGC"/>
-    <w:p>
-      <w:pPr>
-        <w:pStyle w:val="Bibliography"/>
-      </w:pPr>
-      <w:r>
-        <w:t xml:space="preserve">McGuire, Gary, Bastian Tugemann, and Gilles Civario. 2012.</w:t>
-      </w:r>
-      <w:r>
-        <w:t xml:space="preserve"> </w:t>
-      </w:r>
-      <w:r>
-        <w:t xml:space="preserve">“There Is No 16-Clue Sudoku: Solving the Sudoku Minimum Number of Clues Problem.”</w:t>
-      </w:r>
-    </w:p>
-    <w:bookmarkEnd w:id="109"/>
-    <w:bookmarkStart w:id="110" w:name="ref-ERFJ"/>
-    <w:p>
-      <w:pPr>
-        <w:pStyle w:val="Bibliography"/>
-      </w:pPr>
-      <w:r>
-        <w:t xml:space="preserve">Russell, Ed, and Frazer Jarvis. 2006.</w:t>
-      </w:r>
-      <w:r>
-        <w:t xml:space="preserve"> </w:t>
-      </w:r>
-      <w:r>
-        <w:t xml:space="preserve">“Mathematics of Sudoku II.”</w:t>
-      </w:r>
-    </w:p>
-    <w:bookmarkEnd w:id="110"/>
-    <w:bookmarkStart w:id="111" w:name="ref-LauraT"/>
-    <w:p>
-      <w:pPr>
-        <w:pStyle w:val="Bibliography"/>
-      </w:pPr>
-      <w:r>
-        <w:t xml:space="preserve">Taalman, Laura. 2007.</w:t>
-      </w:r>
-      <w:r>
-        <w:t xml:space="preserve"> </w:t>
-      </w:r>
-      <w:r>
-        <w:t xml:space="preserve">“Taking Sudoku Seriously.”</w:t>
       </w:r>
       <w:r>
         <w:t xml:space="preserve"> </w:t>
@@ -7710,6 +7664,81 @@
           <w:i/>
           <w:iCs/>
         </w:rPr>
+        <w:t xml:space="preserve">Enumerating Possible Sudoku Grids</w:t>
+      </w:r>
+      <w:r>
+        <w:t xml:space="preserve">.</w:t>
+      </w:r>
+    </w:p>
+    <w:bookmarkEnd w:id="97"/>
+    <w:bookmarkStart w:id="98" w:name="ref-McGBTGC"/>
+    <w:p>
+      <w:pPr>
+        <w:pStyle w:val="Bibliography"/>
+      </w:pPr>
+      <w:r>
+        <w:t xml:space="preserve">McGuire, Gary, Bastian Tugemann, and Gilles Civario. 2012.</w:t>
+      </w:r>
+      <w:r>
+        <w:t xml:space="preserve"> </w:t>
+      </w:r>
+      <w:r>
+        <w:rPr>
+          <w:i/>
+          <w:iCs/>
+        </w:rPr>
+        <w:t xml:space="preserve">There Is No 16-Clue Sudoku: Solving the Sudoku Minimum Number of Clues Problem</w:t>
+      </w:r>
+      <w:r>
+        <w:t xml:space="preserve">.</w:t>
+      </w:r>
+    </w:p>
+    <w:bookmarkEnd w:id="98"/>
+    <w:bookmarkStart w:id="99" w:name="ref-ERFJ"/>
+    <w:p>
+      <w:pPr>
+        <w:pStyle w:val="Bibliography"/>
+      </w:pPr>
+      <w:r>
+        <w:t xml:space="preserve">Russell, Ed, and Frazer Jarvis. 2006.</w:t>
+      </w:r>
+      <w:r>
+        <w:t xml:space="preserve"> </w:t>
+      </w:r>
+      <w:r>
+        <w:rPr>
+          <w:i/>
+          <w:iCs/>
+        </w:rPr>
+        <w:t xml:space="preserve">Mathematics of Sudoku II</w:t>
+      </w:r>
+      <w:r>
+        <w:t xml:space="preserve">.</w:t>
+      </w:r>
+    </w:p>
+    <w:bookmarkEnd w:id="99"/>
+    <w:bookmarkStart w:id="100" w:name="ref-LauraT"/>
+    <w:p>
+      <w:pPr>
+        <w:pStyle w:val="Bibliography"/>
+      </w:pPr>
+      <w:r>
+        <w:t xml:space="preserve">Taalman, Laura. 2007.</w:t>
+      </w:r>
+      <w:r>
+        <w:t xml:space="preserve"> </w:t>
+      </w:r>
+      <w:r>
+        <w:t xml:space="preserve">“Taking Sudoku Seriously.”</w:t>
+      </w:r>
+      <w:r>
+        <w:t xml:space="preserve"> </w:t>
+      </w:r>
+      <w:r>
+        <w:rPr>
+          <w:i/>
+          <w:iCs/>
+        </w:rPr>
         <w:t xml:space="preserve">Math Horizons</w:t>
       </w:r>
       <w:r>
@@ -7719,10 +7748,10 @@
         <w:t xml:space="preserve">15 (1): 5–9.</w:t>
       </w:r>
     </w:p>
-    <w:bookmarkEnd w:id="111"/>
-    <w:bookmarkEnd w:id="112"/>
-    <w:bookmarkEnd w:id="113"/>
-    <w:bookmarkEnd w:id="114"/>
+    <w:bookmarkEnd w:id="100"/>
+    <w:bookmarkEnd w:id="101"/>
+    <w:bookmarkEnd w:id="102"/>
+    <w:bookmarkEnd w:id="103"/>
     <w:sectPr>
       <w:pgSz w:h="15840" w:w="12240"/>
       <w:pgMar w:bottom="1440" w:footer="720" w:gutter="0" w:header="720" w:left="1440" w:right="1440" w:top="1440"/>
